--- a/Linux_Assignment.docx
+++ b/Linux_Assignment.docx
@@ -1,6 +1,6 @@
 
 <file path=word/document.xml><?xml version="1.0" encoding="utf-8"?>
-<w:document xmlns:wpc="http://schemas.microsoft.com/office/word/2010/wordprocessingCanvas" xmlns:mo="http://schemas.microsoft.com/office/mac/office/2008/main" xmlns:mc="http://schemas.openxmlformats.org/markup-compatibility/2006" xmlns:mv="urn:schemas-microsoft-com:mac:vml" xmlns:o="urn:schemas-microsoft-com:office:office" xmlns:r="http://schemas.openxmlformats.org/officeDocument/2006/relationships" xmlns:m="http://schemas.openxmlformats.org/officeDocument/2006/math" xmlns:v="urn:schemas-microsoft-com:vml" xmlns:wp14="http://schemas.microsoft.com/office/word/2010/wordprocessingDrawing" xmlns:wp="http://schemas.openxmlformats.org/drawingml/2006/wordprocessingDrawing" xmlns:w10="urn:schemas-microsoft-com:office:word" xmlns:w="http://schemas.openxmlformats.org/wordprocessingml/2006/main" xmlns:w14="http://schemas.microsoft.com/office/word/2010/wordml" xmlns:wpg="http://schemas.microsoft.com/office/word/2010/wordprocessingGroup" xmlns:wpi="http://schemas.microsoft.com/office/word/2010/wordprocessingInk" xmlns:wne="http://schemas.microsoft.com/office/word/2006/wordml" xmlns:wps="http://schemas.microsoft.com/office/word/2010/wordprocessingShape" mc:Ignorable="w14 wp14">
+<w:document xmlns:ve="http://schemas.openxmlformats.org/markup-compatibility/2006" xmlns:o="urn:schemas-microsoft-com:office:office" xmlns:r="http://schemas.openxmlformats.org/officeDocument/2006/relationships" xmlns:m="http://schemas.openxmlformats.org/officeDocument/2006/math" xmlns:v="urn:schemas-microsoft-com:vml" xmlns:wp="http://schemas.openxmlformats.org/drawingml/2006/wordprocessingDrawing" xmlns:w10="urn:schemas-microsoft-com:office:word" xmlns:w="http://schemas.openxmlformats.org/wordprocessingml/2006/main" xmlns:wne="http://schemas.microsoft.com/office/word/2006/wordml">
   <w:body>
     <w:p>
       <w:pPr>
@@ -21,28 +21,126 @@
     <w:p>
       <w:r>
         <w:t>Question:</w:t>
+      </w:r>
+      <w:r>
         <w:br/>
         <w:t>Create a directory named test_dir.</w:t>
+      </w:r>
+      <w:r>
         <w:br/>
         <w:t>Inside test_dir, create an empty file called example.txt.</w:t>
+      </w:r>
+      <w:r>
         <w:br/>
         <w:t>Rename example.txt to renamed_example.txt.</w:t>
+      </w:r>
+      <w:r>
         <w:br/>
+      </w:r>
+      <w:r>
         <w:br/>
-        <w:t>Commands:</w:t>
+        <w:t>Commands</w:t>
+      </w:r>
+      <w:proofErr w:type="gramStart"/>
+      <w:r>
+        <w:t>:</w:t>
+      </w:r>
+      <w:proofErr w:type="gramEnd"/>
+      <w:r>
         <w:br/>
         <w:t>mkdir test_dir</w:t>
+      </w:r>
+      <w:r>
         <w:br/>
         <w:t>cd test_dir</w:t>
+      </w:r>
+      <w:r>
         <w:br/>
-        <w:t>touch example.txt</w:t>
+        <w:t xml:space="preserve">touch </w:t>
+      </w:r>
+      <w:r>
+        <w:t>example.txt</w:t>
+      </w:r>
+      <w:r>
         <w:br/>
         <w:t>mv example.txt renamed_example.txt</w:t>
+      </w:r>
+      <w:r>
         <w:br/>
+      </w:r>
+    </w:p>
+    <w:p>
+      <w:r>
+        <w:rPr>
+          <w:noProof/>
+        </w:rPr>
+        <w:drawing>
+          <wp:inline distT="0" distB="0" distL="0" distR="0">
+            <wp:extent cx="5876783" cy="1611278"/>
+            <wp:effectExtent l="19050" t="0" r="0" b="0"/>
+            <wp:docPr id="1" name="Picture 1"/>
+            <wp:cNvGraphicFramePr>
+              <a:graphicFrameLocks xmlns:a="http://schemas.openxmlformats.org/drawingml/2006/main" noChangeAspect="1"/>
+            </wp:cNvGraphicFramePr>
+            <a:graphic xmlns:a="http://schemas.openxmlformats.org/drawingml/2006/main">
+              <a:graphicData uri="http://schemas.openxmlformats.org/drawingml/2006/picture">
+                <pic:pic xmlns:pic="http://schemas.openxmlformats.org/drawingml/2006/picture">
+                  <pic:nvPicPr>
+                    <pic:cNvPr id="0" name="Picture 1"/>
+                    <pic:cNvPicPr>
+                      <a:picLocks noChangeAspect="1" noChangeArrowheads="1"/>
+                    </pic:cNvPicPr>
+                  </pic:nvPicPr>
+                  <pic:blipFill>
+                    <a:blip r:embed="rId6"/>
+                    <a:srcRect/>
+                    <a:stretch>
+                      <a:fillRect/>
+                    </a:stretch>
+                  </pic:blipFill>
+                  <pic:spPr bwMode="auto">
+                    <a:xfrm>
+                      <a:off x="0" y="0"/>
+                      <a:ext cx="5888492" cy="1614488"/>
+                    </a:xfrm>
+                    <a:prstGeom prst="rect">
+                      <a:avLst/>
+                    </a:prstGeom>
+                    <a:noFill/>
+                    <a:ln w="9525">
+                      <a:noFill/>
+                      <a:miter lim="800000"/>
+                      <a:headEnd/>
+                      <a:tailEnd/>
+                    </a:ln>
+                  </pic:spPr>
+                </pic:pic>
+              </a:graphicData>
+            </a:graphic>
+          </wp:inline>
+        </w:drawing>
+      </w:r>
+      <w:r>
         <w:br/>
-        <w:t>Explanation:</w:t>
+        <w:t>Explanation</w:t>
+      </w:r>
+      <w:proofErr w:type="gramStart"/>
+      <w:r>
+        <w:t>:</w:t>
+      </w:r>
+      <w:proofErr w:type="gramEnd"/>
+      <w:r>
         <w:br/>
-        <w:t>mkdir creates directory, touch creates file, mv renames file.</w:t>
+      </w:r>
+      <w:proofErr w:type="spellStart"/>
+      <w:r>
+        <w:t>mkdir</w:t>
+      </w:r>
+      <w:proofErr w:type="spellEnd"/>
+      <w:r>
+        <w:t xml:space="preserve"> creates directory, touch creates file, mv renames file.</w:t>
+      </w:r>
+      <w:r>
         <w:br/>
       </w:r>
     </w:p>
@@ -57,26 +155,143 @@
     <w:p>
       <w:r>
         <w:t>Question:</w:t>
+      </w:r>
+      <w:r>
         <w:br/>
         <w:t>Display contents of /etc/passwd.</w:t>
+      </w:r>
+      <w:r>
         <w:br/>
         <w:t>Show first 5 lines.</w:t>
+      </w:r>
+      <w:r>
         <w:br/>
         <w:t>Show last 5 lines.</w:t>
+      </w:r>
+      <w:r>
         <w:br/>
+      </w:r>
+      <w:r>
         <w:br/>
-        <w:t>Commands:</w:t>
+        <w:t>Commands</w:t>
+      </w:r>
+      <w:proofErr w:type="gramStart"/>
+      <w:r>
+        <w:t>:</w:t>
+      </w:r>
+      <w:proofErr w:type="gramEnd"/>
+      <w:r>
         <w:br/>
-        <w:t>cat /etc/passwd</w:t>
+        <w:t>cat /etc/</w:t>
+      </w:r>
+      <w:proofErr w:type="spellStart"/>
+      <w:r>
+        <w:t>passw</w:t>
+      </w:r>
+      <w:r>
+        <w:t>d</w:t>
+      </w:r>
+      <w:proofErr w:type="spellEnd"/>
+      <w:r>
         <w:br/>
-        <w:t>head -5 /etc/passwd</w:t>
+        <w:t xml:space="preserve">head </w:t>
+      </w:r>
+      <w:r>
+        <w:t xml:space="preserve">–n </w:t>
+      </w:r>
+      <w:r>
+        <w:t>5 /etc/</w:t>
+      </w:r>
+      <w:proofErr w:type="spellStart"/>
+      <w:r>
+        <w:t>passwd</w:t>
+      </w:r>
+      <w:proofErr w:type="spellEnd"/>
+      <w:r>
         <w:br/>
-        <w:t>tail -5 /etc/passwd</w:t>
+        <w:t xml:space="preserve">tail </w:t>
+      </w:r>
+      <w:r>
+        <w:t xml:space="preserve">–n </w:t>
+      </w:r>
+      <w:r>
+        <w:t>5 /etc/</w:t>
+      </w:r>
+      <w:proofErr w:type="spellStart"/>
+      <w:r>
+        <w:t>passwd</w:t>
+      </w:r>
+      <w:proofErr w:type="spellEnd"/>
+      <w:r>
         <w:br/>
+      </w:r>
+    </w:p>
+    <w:p>
+      <w:r>
+        <w:rPr>
+          <w:noProof/>
+        </w:rPr>
+        <w:lastRenderedPageBreak/>
+        <w:drawing>
+          <wp:inline distT="0" distB="0" distL="0" distR="0">
+            <wp:extent cx="5486400" cy="2450979"/>
+            <wp:effectExtent l="19050" t="0" r="0" b="0"/>
+            <wp:docPr id="4" name="Picture 4"/>
+            <wp:cNvGraphicFramePr>
+              <a:graphicFrameLocks xmlns:a="http://schemas.openxmlformats.org/drawingml/2006/main" noChangeAspect="1"/>
+            </wp:cNvGraphicFramePr>
+            <a:graphic xmlns:a="http://schemas.openxmlformats.org/drawingml/2006/main">
+              <a:graphicData uri="http://schemas.openxmlformats.org/drawingml/2006/picture">
+                <pic:pic xmlns:pic="http://schemas.openxmlformats.org/drawingml/2006/picture">
+                  <pic:nvPicPr>
+                    <pic:cNvPr id="0" name="Picture 4"/>
+                    <pic:cNvPicPr>
+                      <a:picLocks noChangeAspect="1" noChangeArrowheads="1"/>
+                    </pic:cNvPicPr>
+                  </pic:nvPicPr>
+                  <pic:blipFill>
+                    <a:blip r:embed="rId7"/>
+                    <a:srcRect/>
+                    <a:stretch>
+                      <a:fillRect/>
+                    </a:stretch>
+                  </pic:blipFill>
+                  <pic:spPr bwMode="auto">
+                    <a:xfrm>
+                      <a:off x="0" y="0"/>
+                      <a:ext cx="5486400" cy="2450979"/>
+                    </a:xfrm>
+                    <a:prstGeom prst="rect">
+                      <a:avLst/>
+                    </a:prstGeom>
+                    <a:noFill/>
+                    <a:ln w="9525">
+                      <a:noFill/>
+                      <a:miter lim="800000"/>
+                      <a:headEnd/>
+                      <a:tailEnd/>
+                    </a:ln>
+                  </pic:spPr>
+                </pic:pic>
+              </a:graphicData>
+            </a:graphic>
+          </wp:inline>
+        </w:drawing>
+      </w:r>
+      <w:r>
         <w:br/>
-        <w:t>Explanation:</w:t>
+        <w:t>Explanation</w:t>
+      </w:r>
+      <w:proofErr w:type="gramStart"/>
+      <w:r>
+        <w:t>:</w:t>
+      </w:r>
+      <w:proofErr w:type="gramEnd"/>
+      <w:r>
         <w:br/>
         <w:t>cat shows full file, head shows first lines, tail shows last lines.</w:t>
+      </w:r>
+      <w:r>
         <w:br/>
       </w:r>
     </w:p>
@@ -91,18 +306,106 @@
     <w:p>
       <w:r>
         <w:t>Question:</w:t>
+      </w:r>
+      <w:r>
         <w:br/>
         <w:t>Find lines containing "root" in /etc/passwd.</w:t>
+      </w:r>
+      <w:r>
         <w:br/>
+      </w:r>
+      <w:r>
         <w:br/>
-        <w:t>Commands:</w:t>
+        <w:t>Commands</w:t>
+      </w:r>
+      <w:proofErr w:type="gramStart"/>
+      <w:r>
+        <w:t>:</w:t>
+      </w:r>
+      <w:proofErr w:type="gramEnd"/>
+      <w:r>
         <w:br/>
         <w:t>grep "root" /etc/passwd</w:t>
+      </w:r>
+      <w:r>
         <w:br/>
+      </w:r>
+    </w:p>
+    <w:p>
+      <w:r>
+        <w:rPr>
+          <w:noProof/>
+        </w:rPr>
+        <w:drawing>
+          <wp:inline distT="0" distB="0" distL="0" distR="0">
+            <wp:extent cx="5486400" cy="1286961"/>
+            <wp:effectExtent l="19050" t="0" r="0" b="0"/>
+            <wp:docPr id="7" name="Picture 7"/>
+            <wp:cNvGraphicFramePr>
+              <a:graphicFrameLocks xmlns:a="http://schemas.openxmlformats.org/drawingml/2006/main" noChangeAspect="1"/>
+            </wp:cNvGraphicFramePr>
+            <a:graphic xmlns:a="http://schemas.openxmlformats.org/drawingml/2006/main">
+              <a:graphicData uri="http://schemas.openxmlformats.org/drawingml/2006/picture">
+                <pic:pic xmlns:pic="http://schemas.openxmlformats.org/drawingml/2006/picture">
+                  <pic:nvPicPr>
+                    <pic:cNvPr id="0" name="Picture 7"/>
+                    <pic:cNvPicPr>
+                      <a:picLocks noChangeAspect="1" noChangeArrowheads="1"/>
+                    </pic:cNvPicPr>
+                  </pic:nvPicPr>
+                  <pic:blipFill>
+                    <a:blip r:embed="rId8"/>
+                    <a:srcRect/>
+                    <a:stretch>
+                      <a:fillRect/>
+                    </a:stretch>
+                  </pic:blipFill>
+                  <pic:spPr bwMode="auto">
+                    <a:xfrm>
+                      <a:off x="0" y="0"/>
+                      <a:ext cx="5486400" cy="1286961"/>
+                    </a:xfrm>
+                    <a:prstGeom prst="rect">
+                      <a:avLst/>
+                    </a:prstGeom>
+                    <a:noFill/>
+                    <a:ln w="9525">
+                      <a:noFill/>
+                      <a:miter lim="800000"/>
+                      <a:headEnd/>
+                      <a:tailEnd/>
+                    </a:ln>
+                  </pic:spPr>
+                </pic:pic>
+              </a:graphicData>
+            </a:graphic>
+          </wp:inline>
+        </w:drawing>
+      </w:r>
+      <w:r>
         <w:br/>
-        <w:t>Explanation:</w:t>
+        <w:t>Explanation</w:t>
+      </w:r>
+      <w:proofErr w:type="gramStart"/>
+      <w:r>
+        <w:t>:</w:t>
+      </w:r>
+      <w:proofErr w:type="gramEnd"/>
+      <w:r>
         <w:br/>
-        <w:t>grep is used to search text in files.</w:t>
+      </w:r>
+      <w:proofErr w:type="spellStart"/>
+      <w:r>
+        <w:t>g</w:t>
+      </w:r>
+      <w:r>
+        <w:t>rep</w:t>
+      </w:r>
+      <w:proofErr w:type="spellEnd"/>
+      <w:r>
+        <w:t xml:space="preserve"> is used to search text in files.</w:t>
+      </w:r>
+      <w:r>
         <w:br/>
       </w:r>
     </w:p>
@@ -117,24 +420,117 @@
     <w:p>
       <w:r>
         <w:t>Question:</w:t>
+      </w:r>
+      <w:r>
         <w:br/>
         <w:t>Compress test_dir into test_dir.zip.</w:t>
+      </w:r>
+      <w:r>
         <w:br/>
         <w:t>Extract into unzipped_dir.</w:t>
+      </w:r>
+      <w:r>
         <w:br/>
+      </w:r>
+      <w:r>
+        <w:lastRenderedPageBreak/>
         <w:br/>
         <w:t>Commands:</w:t>
+      </w:r>
+      <w:r>
         <w:br/>
         <w:t>cd ..</w:t>
+      </w:r>
+      <w:r>
         <w:br/>
-        <w:t>zip -r test_dir.zip test_dir</w:t>
+      </w:r>
+      <w:proofErr w:type="gramStart"/>
+      <w:r>
+        <w:t>zip</w:t>
+      </w:r>
+      <w:proofErr w:type="gramEnd"/>
+      <w:r>
+        <w:t xml:space="preserve"> -r test_dir.zip </w:t>
+      </w:r>
+      <w:proofErr w:type="spellStart"/>
+      <w:r>
+        <w:t>test_dir</w:t>
+      </w:r>
+      <w:proofErr w:type="spellEnd"/>
+      <w:r>
         <w:br/>
-        <w:t>unzip test_dir.zip -d unzipped_dir</w:t>
+        <w:t xml:space="preserve">unzip test_dir.zip -d </w:t>
+      </w:r>
+      <w:proofErr w:type="spellStart"/>
+      <w:r>
+        <w:t>unzipped_dir</w:t>
+      </w:r>
+      <w:proofErr w:type="spellEnd"/>
+      <w:r>
         <w:br/>
+      </w:r>
+      <w:r>
+        <w:rPr>
+          <w:noProof/>
+        </w:rPr>
+        <w:drawing>
+          <wp:inline distT="0" distB="0" distL="0" distR="0">
+            <wp:extent cx="5486400" cy="2252354"/>
+            <wp:effectExtent l="19050" t="0" r="0" b="0"/>
+            <wp:docPr id="10" name="Picture 10"/>
+            <wp:cNvGraphicFramePr>
+              <a:graphicFrameLocks xmlns:a="http://schemas.openxmlformats.org/drawingml/2006/main" noChangeAspect="1"/>
+            </wp:cNvGraphicFramePr>
+            <a:graphic xmlns:a="http://schemas.openxmlformats.org/drawingml/2006/main">
+              <a:graphicData uri="http://schemas.openxmlformats.org/drawingml/2006/picture">
+                <pic:pic xmlns:pic="http://schemas.openxmlformats.org/drawingml/2006/picture">
+                  <pic:nvPicPr>
+                    <pic:cNvPr id="0" name="Picture 10"/>
+                    <pic:cNvPicPr>
+                      <a:picLocks noChangeAspect="1" noChangeArrowheads="1"/>
+                    </pic:cNvPicPr>
+                  </pic:nvPicPr>
+                  <pic:blipFill>
+                    <a:blip r:embed="rId9"/>
+                    <a:srcRect/>
+                    <a:stretch>
+                      <a:fillRect/>
+                    </a:stretch>
+                  </pic:blipFill>
+                  <pic:spPr bwMode="auto">
+                    <a:xfrm>
+                      <a:off x="0" y="0"/>
+                      <a:ext cx="5486400" cy="2252354"/>
+                    </a:xfrm>
+                    <a:prstGeom prst="rect">
+                      <a:avLst/>
+                    </a:prstGeom>
+                    <a:noFill/>
+                    <a:ln w="9525">
+                      <a:noFill/>
+                      <a:miter lim="800000"/>
+                      <a:headEnd/>
+                      <a:tailEnd/>
+                    </a:ln>
+                  </pic:spPr>
+                </pic:pic>
+              </a:graphicData>
+            </a:graphic>
+          </wp:inline>
+        </w:drawing>
+      </w:r>
+      <w:r>
         <w:br/>
         <w:t>Explanation:</w:t>
+      </w:r>
+      <w:r>
         <w:br/>
-        <w:t>zip compresses folder, unzip extracts it.</w:t>
+        <w:t>zip compresses folder, u</w:t>
+      </w:r>
+      <w:r>
+        <w:t>nzip extracts it.</w:t>
+      </w:r>
+      <w:r>
         <w:br/>
       </w:r>
     </w:p>
@@ -149,18 +545,103 @@
     <w:p>
       <w:r>
         <w:t>Question:</w:t>
+      </w:r>
+      <w:r>
         <w:br/>
         <w:t>Download a file using wget.</w:t>
+      </w:r>
+      <w:r>
         <w:br/>
+      </w:r>
+      <w:r>
         <w:br/>
-        <w:t>Command:</w:t>
+        <w:t>Command</w:t>
+      </w:r>
+      <w:proofErr w:type="gramStart"/>
+      <w:r>
+        <w:t>:</w:t>
+      </w:r>
+      <w:proofErr w:type="gramEnd"/>
+      <w:r>
         <w:br/>
-        <w:t>wget https://example.com/sample.txt</w:t>
+      </w:r>
+      <w:proofErr w:type="spellStart"/>
+      <w:r>
+        <w:t>wget</w:t>
+      </w:r>
+      <w:proofErr w:type="spellEnd"/>
+      <w:r>
+        <w:t xml:space="preserve"> https://example.com/sample.txt</w:t>
+      </w:r>
+      <w:r>
         <w:br/>
+      </w:r>
+      <w:r>
+        <w:rPr>
+          <w:noProof/>
+        </w:rPr>
+        <w:drawing>
+          <wp:inline distT="0" distB="0" distL="0" distR="0">
+            <wp:extent cx="5486400" cy="1192760"/>
+            <wp:effectExtent l="19050" t="0" r="0" b="0"/>
+            <wp:docPr id="13" name="Picture 13"/>
+            <wp:cNvGraphicFramePr>
+              <a:graphicFrameLocks xmlns:a="http://schemas.openxmlformats.org/drawingml/2006/main" noChangeAspect="1"/>
+            </wp:cNvGraphicFramePr>
+            <a:graphic xmlns:a="http://schemas.openxmlformats.org/drawingml/2006/main">
+              <a:graphicData uri="http://schemas.openxmlformats.org/drawingml/2006/picture">
+                <pic:pic xmlns:pic="http://schemas.openxmlformats.org/drawingml/2006/picture">
+                  <pic:nvPicPr>
+                    <pic:cNvPr id="0" name="Picture 13"/>
+                    <pic:cNvPicPr>
+                      <a:picLocks noChangeAspect="1" noChangeArrowheads="1"/>
+                    </pic:cNvPicPr>
+                  </pic:nvPicPr>
+                  <pic:blipFill>
+                    <a:blip r:embed="rId10"/>
+                    <a:srcRect/>
+                    <a:stretch>
+                      <a:fillRect/>
+                    </a:stretch>
+                  </pic:blipFill>
+                  <pic:spPr bwMode="auto">
+                    <a:xfrm>
+                      <a:off x="0" y="0"/>
+                      <a:ext cx="5486400" cy="1192760"/>
+                    </a:xfrm>
+                    <a:prstGeom prst="rect">
+                      <a:avLst/>
+                    </a:prstGeom>
+                    <a:noFill/>
+                    <a:ln w="9525">
+                      <a:noFill/>
+                      <a:miter lim="800000"/>
+                      <a:headEnd/>
+                      <a:tailEnd/>
+                    </a:ln>
+                  </pic:spPr>
+                </pic:pic>
+              </a:graphicData>
+            </a:graphic>
+          </wp:inline>
+        </w:drawing>
+      </w:r>
+      <w:r>
         <w:br/>
         <w:t>Explanation:</w:t>
+      </w:r>
+      <w:r>
         <w:br/>
-        <w:t>wget downloads file from internet.</w:t>
+      </w:r>
+      <w:proofErr w:type="spellStart"/>
+      <w:r>
+        <w:t>wget</w:t>
+      </w:r>
+      <w:proofErr w:type="spellEnd"/>
+      <w:r>
+        <w:t xml:space="preserve"> downloads file from internet.</w:t>
+      </w:r>
+      <w:r>
         <w:br/>
       </w:r>
     </w:p>
@@ -169,26 +650,117 @@
         <w:pStyle w:val="Heading1"/>
       </w:pPr>
       <w:r>
+        <w:lastRenderedPageBreak/>
         <w:t>6. Changing Permissions</w:t>
       </w:r>
     </w:p>
     <w:p>
       <w:r>
         <w:t>Question:</w:t>
+      </w:r>
+      <w:r>
         <w:br/>
         <w:t>Create secure.txt and make it read-only.</w:t>
+      </w:r>
+      <w:r>
         <w:br/>
+      </w:r>
+      <w:r>
         <w:br/>
-        <w:t>Commands:</w:t>
+        <w:t>Comman</w:t>
+      </w:r>
+      <w:r>
+        <w:t>ds</w:t>
+      </w:r>
+      <w:proofErr w:type="gramStart"/>
+      <w:r>
+        <w:t>:</w:t>
+      </w:r>
+      <w:proofErr w:type="gramEnd"/>
+      <w:r>
         <w:br/>
         <w:t>touch secure.txt</w:t>
+      </w:r>
+      <w:r>
         <w:br/>
-        <w:t>chmod 444 secure.txt</w:t>
+      </w:r>
+      <w:proofErr w:type="spellStart"/>
+      <w:r>
+        <w:t>chmod</w:t>
+      </w:r>
+      <w:proofErr w:type="spellEnd"/>
+      <w:r>
+        <w:t xml:space="preserve"> 444 secure.txt</w:t>
+      </w:r>
+      <w:r>
         <w:br/>
+      </w:r>
+      <w:r>
+        <w:rPr>
+          <w:noProof/>
+        </w:rPr>
+        <w:drawing>
+          <wp:inline distT="0" distB="0" distL="0" distR="0">
+            <wp:extent cx="5486400" cy="1487390"/>
+            <wp:effectExtent l="19050" t="0" r="0" b="0"/>
+            <wp:docPr id="16" name="Picture 16"/>
+            <wp:cNvGraphicFramePr>
+              <a:graphicFrameLocks xmlns:a="http://schemas.openxmlformats.org/drawingml/2006/main" noChangeAspect="1"/>
+            </wp:cNvGraphicFramePr>
+            <a:graphic xmlns:a="http://schemas.openxmlformats.org/drawingml/2006/main">
+              <a:graphicData uri="http://schemas.openxmlformats.org/drawingml/2006/picture">
+                <pic:pic xmlns:pic="http://schemas.openxmlformats.org/drawingml/2006/picture">
+                  <pic:nvPicPr>
+                    <pic:cNvPr id="0" name="Picture 16"/>
+                    <pic:cNvPicPr>
+                      <a:picLocks noChangeAspect="1" noChangeArrowheads="1"/>
+                    </pic:cNvPicPr>
+                  </pic:nvPicPr>
+                  <pic:blipFill>
+                    <a:blip r:embed="rId11"/>
+                    <a:srcRect/>
+                    <a:stretch>
+                      <a:fillRect/>
+                    </a:stretch>
+                  </pic:blipFill>
+                  <pic:spPr bwMode="auto">
+                    <a:xfrm>
+                      <a:off x="0" y="0"/>
+                      <a:ext cx="5486400" cy="1487390"/>
+                    </a:xfrm>
+                    <a:prstGeom prst="rect">
+                      <a:avLst/>
+                    </a:prstGeom>
+                    <a:noFill/>
+                    <a:ln w="9525">
+                      <a:noFill/>
+                      <a:miter lim="800000"/>
+                      <a:headEnd/>
+                      <a:tailEnd/>
+                    </a:ln>
+                  </pic:spPr>
+                </pic:pic>
+              </a:graphicData>
+            </a:graphic>
+          </wp:inline>
+        </w:drawing>
+      </w:r>
+      <w:r>
         <w:br/>
         <w:t>Explanation:</w:t>
+      </w:r>
+      <w:r>
         <w:br/>
-        <w:t>chmod 444 gives read-only permission.</w:t>
+      </w:r>
+      <w:proofErr w:type="spellStart"/>
+      <w:r>
+        <w:t>chmod</w:t>
+      </w:r>
+      <w:proofErr w:type="spellEnd"/>
+      <w:r>
+        <w:t xml:space="preserve"> 444 gives read-only permission.</w:t>
+      </w:r>
+      <w:r>
         <w:br/>
       </w:r>
     </w:p>
@@ -203,20 +775,91 @@
     <w:p>
       <w:r>
         <w:t>Question:</w:t>
+      </w:r>
+      <w:r>
         <w:br/>
         <w:t>Create MY_VAR with value "Hello, Linux!".</w:t>
+      </w:r>
+      <w:r>
         <w:br/>
+      </w:r>
+      <w:r>
         <w:br/>
         <w:t>Commands:</w:t>
+      </w:r>
+      <w:r>
         <w:br/>
         <w:t>export MY_VAR="Hello, Linux!"</w:t>
+      </w:r>
+      <w:r>
         <w:br/>
         <w:t>echo $MY_VAR</w:t>
+      </w:r>
+      <w:r>
         <w:br/>
+      </w:r>
+      <w:r>
+        <w:rPr>
+          <w:noProof/>
+        </w:rPr>
+        <w:drawing>
+          <wp:inline distT="0" distB="0" distL="0" distR="0">
+            <wp:extent cx="5486400" cy="1008101"/>
+            <wp:effectExtent l="19050" t="0" r="0" b="0"/>
+            <wp:docPr id="19" name="Picture 19"/>
+            <wp:cNvGraphicFramePr>
+              <a:graphicFrameLocks xmlns:a="http://schemas.openxmlformats.org/drawingml/2006/main" noChangeAspect="1"/>
+            </wp:cNvGraphicFramePr>
+            <a:graphic xmlns:a="http://schemas.openxmlformats.org/drawingml/2006/main">
+              <a:graphicData uri="http://schemas.openxmlformats.org/drawingml/2006/picture">
+                <pic:pic xmlns:pic="http://schemas.openxmlformats.org/drawingml/2006/picture">
+                  <pic:nvPicPr>
+                    <pic:cNvPr id="0" name="Picture 19"/>
+                    <pic:cNvPicPr>
+                      <a:picLocks noChangeAspect="1" noChangeArrowheads="1"/>
+                    </pic:cNvPicPr>
+                  </pic:nvPicPr>
+                  <pic:blipFill>
+                    <a:blip r:embed="rId12"/>
+                    <a:srcRect/>
+                    <a:stretch>
+                      <a:fillRect/>
+                    </a:stretch>
+                  </pic:blipFill>
+                  <pic:spPr bwMode="auto">
+                    <a:xfrm>
+                      <a:off x="0" y="0"/>
+                      <a:ext cx="5486400" cy="1008101"/>
+                    </a:xfrm>
+                    <a:prstGeom prst="rect">
+                      <a:avLst/>
+                    </a:prstGeom>
+                    <a:noFill/>
+                    <a:ln w="9525">
+                      <a:noFill/>
+                      <a:miter lim="800000"/>
+                      <a:headEnd/>
+                      <a:tailEnd/>
+                    </a:ln>
+                  </pic:spPr>
+                </pic:pic>
+              </a:graphicData>
+            </a:graphic>
+          </wp:inline>
+        </w:drawing>
+      </w:r>
+      <w:r>
         <w:br/>
         <w:t>Explanation:</w:t>
+      </w:r>
+      <w:r>
         <w:br/>
-        <w:t>export sets variable, echo displays it.</w:t>
+        <w:t>export sets vari</w:t>
+      </w:r>
+      <w:r>
+        <w:t>able, echo displays it.</w:t>
+      </w:r>
+      <w:r>
         <w:br/>
       </w:r>
     </w:p>
@@ -231,7 +874,7 @@
 </file>
 
 <file path=word/numbering.xml><?xml version="1.0" encoding="utf-8"?>
-<w:numbering xmlns:wpc="http://schemas.microsoft.com/office/word/2010/wordprocessingCanvas" xmlns:mo="http://schemas.microsoft.com/office/mac/office/2008/main" xmlns:mc="http://schemas.openxmlformats.org/markup-compatibility/2006" xmlns:mv="urn:schemas-microsoft-com:mac:vml" xmlns:o="urn:schemas-microsoft-com:office:office" xmlns:r="http://schemas.openxmlformats.org/officeDocument/2006/relationships" xmlns:m="http://schemas.openxmlformats.org/officeDocument/2006/math" xmlns:v="urn:schemas-microsoft-com:vml" xmlns:wp14="http://schemas.microsoft.com/office/word/2010/wordprocessingDrawing" xmlns:wp="http://schemas.openxmlformats.org/drawingml/2006/wordprocessingDrawing" xmlns:w10="urn:schemas-microsoft-com:office:word" xmlns:w="http://schemas.openxmlformats.org/wordprocessingml/2006/main" xmlns:w14="http://schemas.microsoft.com/office/word/2010/wordml" xmlns:wpg="http://schemas.microsoft.com/office/word/2010/wordprocessingGroup" xmlns:wpi="http://schemas.microsoft.com/office/word/2010/wordprocessingInk" xmlns:wne="http://schemas.microsoft.com/office/word/2006/wordml" xmlns:wps="http://schemas.microsoft.com/office/word/2010/wordprocessingShape" mc:Ignorable="w14 wp14">
+<w:numbering xmlns:ve="http://schemas.openxmlformats.org/markup-compatibility/2006" xmlns:o="urn:schemas-microsoft-com:office:office" xmlns:r="http://schemas.openxmlformats.org/officeDocument/2006/relationships" xmlns:m="http://schemas.openxmlformats.org/officeDocument/2006/math" xmlns:v="urn:schemas-microsoft-com:vml" xmlns:wp="http://schemas.openxmlformats.org/drawingml/2006/wordprocessingDrawing" xmlns:w10="urn:schemas-microsoft-com:office:word" xmlns:w="http://schemas.openxmlformats.org/wordprocessingml/2006/main" xmlns:wne="http://schemas.microsoft.com/office/word/2006/wordml">
   <w:abstractNum w:abstractNumId="0">
     <w:nsid w:val="FFFFFF7C"/>
     <w:multiLevelType w:val="singleLevel"/>
@@ -434,7 +1077,7 @@
 </file>
 
 <file path=word/styles.xml><?xml version="1.0" encoding="utf-8"?>
-<w:styles xmlns:mc="http://schemas.openxmlformats.org/markup-compatibility/2006" xmlns:r="http://schemas.openxmlformats.org/officeDocument/2006/relationships" xmlns:w="http://schemas.openxmlformats.org/wordprocessingml/2006/main" xmlns:w14="http://schemas.microsoft.com/office/word/2010/wordml" mc:Ignorable="w14">
+<w:styles xmlns:r="http://schemas.openxmlformats.org/officeDocument/2006/relationships" xmlns:w="http://schemas.openxmlformats.org/wordprocessingml/2006/main">
   <w:docDefaults>
     <w:rPrDefault>
       <w:rPr>
@@ -450,7 +1093,7 @@
       </w:pPr>
     </w:pPrDefault>
   </w:docDefaults>
-  <w:latentStyles w:defLockedState="0" w:defUIPriority="99" w:defSemiHidden="1" w:defUnhideWhenUsed="1" w:defQFormat="0" w:count="276">
+  <w:latentStyles w:defLockedState="0" w:defUIPriority="99" w:defSemiHidden="1" w:defUnhideWhenUsed="1" w:defQFormat="0" w:count="267">
     <w:lsdException w:name="Normal" w:semiHidden="0" w:uiPriority="0" w:unhideWhenUsed="0" w:qFormat="1"/>
     <w:lsdException w:name="heading 1" w:semiHidden="0" w:uiPriority="9" w:unhideWhenUsed="0" w:qFormat="1"/>
     <w:lsdException w:name="heading 2" w:uiPriority="9" w:qFormat="1"/>
@@ -594,50 +1237,6 @@
     <w:qFormat/>
     <w:rsid w:val="00FC693F"/>
   </w:style>
-  <w:style w:type="paragraph" w:styleId="Header">
-    <w:name w:val="header"/>
-    <w:basedOn w:val="Normal"/>
-    <w:link w:val="HeaderChar"/>
-    <w:uiPriority w:val="99"/>
-    <w:unhideWhenUsed/>
-    <w:rsid w:val="00E618BF"/>
-    <w:pPr>
-      <w:tabs>
-        <w:tab w:val="center" w:pos="4680"/>
-        <w:tab w:val="right" w:pos="9360"/>
-      </w:tabs>
-      <w:spacing w:after="0" w:line="240" w:lineRule="auto"/>
-    </w:pPr>
-  </w:style>
-  <w:style w:type="character" w:customStyle="1" w:styleId="HeaderChar">
-    <w:name w:val="Header Char"/>
-    <w:basedOn w:val="DefaultParagraphFont"/>
-    <w:link w:val="Header"/>
-    <w:uiPriority w:val="99"/>
-    <w:rsid w:val="00E618BF"/>
-  </w:style>
-  <w:style w:type="paragraph" w:styleId="Footer">
-    <w:name w:val="footer"/>
-    <w:basedOn w:val="Normal"/>
-    <w:link w:val="FooterChar"/>
-    <w:uiPriority w:val="99"/>
-    <w:unhideWhenUsed/>
-    <w:rsid w:val="00E618BF"/>
-    <w:pPr>
-      <w:tabs>
-        <w:tab w:val="center" w:pos="4680"/>
-        <w:tab w:val="right" w:pos="9360"/>
-      </w:tabs>
-      <w:spacing w:after="0" w:line="240" w:lineRule="auto"/>
-    </w:pPr>
-  </w:style>
-  <w:style w:type="character" w:customStyle="1" w:styleId="FooterChar">
-    <w:name w:val="Footer Char"/>
-    <w:basedOn w:val="DefaultParagraphFont"/>
-    <w:link w:val="Footer"/>
-    <w:uiPriority w:val="99"/>
-    <w:rsid w:val="00E618BF"/>
-  </w:style>
   <w:style w:type="paragraph" w:styleId="Heading1">
     <w:name w:val="heading 1"/>
     <w:basedOn w:val="Normal"/>
@@ -858,6 +1457,7 @@
     <w:uiPriority w:val="99"/>
     <w:semiHidden/>
     <w:unhideWhenUsed/>
+    <w:qFormat/>
     <w:tblPr>
       <w:tblInd w:w="0" w:type="dxa"/>
       <w:tblCellMar>
@@ -873,6 +1473,50 @@
     <w:uiPriority w:val="99"/>
     <w:semiHidden/>
     <w:unhideWhenUsed/>
+  </w:style>
+  <w:style w:type="paragraph" w:styleId="Header">
+    <w:name w:val="header"/>
+    <w:basedOn w:val="Normal"/>
+    <w:link w:val="HeaderChar"/>
+    <w:uiPriority w:val="99"/>
+    <w:unhideWhenUsed/>
+    <w:rsid w:val="00E618BF"/>
+    <w:pPr>
+      <w:tabs>
+        <w:tab w:val="center" w:pos="4680"/>
+        <w:tab w:val="right" w:pos="9360"/>
+      </w:tabs>
+      <w:spacing w:after="0" w:line="240" w:lineRule="auto"/>
+    </w:pPr>
+  </w:style>
+  <w:style w:type="character" w:customStyle="1" w:styleId="HeaderChar">
+    <w:name w:val="Header Char"/>
+    <w:basedOn w:val="DefaultParagraphFont"/>
+    <w:link w:val="Header"/>
+    <w:uiPriority w:val="99"/>
+    <w:rsid w:val="00E618BF"/>
+  </w:style>
+  <w:style w:type="paragraph" w:styleId="Footer">
+    <w:name w:val="footer"/>
+    <w:basedOn w:val="Normal"/>
+    <w:link w:val="FooterChar"/>
+    <w:uiPriority w:val="99"/>
+    <w:unhideWhenUsed/>
+    <w:rsid w:val="00E618BF"/>
+    <w:pPr>
+      <w:tabs>
+        <w:tab w:val="center" w:pos="4680"/>
+        <w:tab w:val="right" w:pos="9360"/>
+      </w:tabs>
+      <w:spacing w:after="0" w:line="240" w:lineRule="auto"/>
+    </w:pPr>
+  </w:style>
+  <w:style w:type="character" w:customStyle="1" w:styleId="FooterChar">
+    <w:name w:val="Footer Char"/>
+    <w:basedOn w:val="DefaultParagraphFont"/>
+    <w:link w:val="Footer"/>
+    <w:uiPriority w:val="99"/>
+    <w:rsid w:val="00E618BF"/>
   </w:style>
   <w:style w:type="paragraph" w:styleId="NoSpacing">
     <w:name w:val="No Spacing"/>
@@ -12275,6 +12919,36 @@
         <w:shd w:val="clear" w:color="auto" w:fill="FBCAA2" w:themeFill="accent6" w:themeFillTint="7F"/>
       </w:tcPr>
     </w:tblStylePr>
+  </w:style>
+  <w:style w:type="paragraph" w:styleId="BalloonText">
+    <w:name w:val="Balloon Text"/>
+    <w:basedOn w:val="Normal"/>
+    <w:link w:val="BalloonTextChar"/>
+    <w:uiPriority w:val="99"/>
+    <w:semiHidden/>
+    <w:unhideWhenUsed/>
+    <w:rsid w:val="000644E5"/>
+    <w:pPr>
+      <w:spacing w:after="0" w:line="240" w:lineRule="auto"/>
+    </w:pPr>
+    <w:rPr>
+      <w:rFonts w:ascii="Tahoma" w:hAnsi="Tahoma" w:cs="Tahoma"/>
+      <w:sz w:val="16"/>
+      <w:szCs w:val="16"/>
+    </w:rPr>
+  </w:style>
+  <w:style w:type="character" w:customStyle="1" w:styleId="BalloonTextChar">
+    <w:name w:val="Balloon Text Char"/>
+    <w:basedOn w:val="DefaultParagraphFont"/>
+    <w:link w:val="BalloonText"/>
+    <w:uiPriority w:val="99"/>
+    <w:semiHidden/>
+    <w:rsid w:val="000644E5"/>
+    <w:rPr>
+      <w:rFonts w:ascii="Tahoma" w:hAnsi="Tahoma" w:cs="Tahoma"/>
+      <w:sz w:val="16"/>
+      <w:szCs w:val="16"/>
+    </w:rPr>
   </w:style>
 </w:styles>
 </file>
@@ -24406,7 +25080,7 @@
 </file>
 
 <file path=customXml/itemProps1.xml><?xml version="1.0" encoding="utf-8"?>
-<ds:datastoreItem xmlns:ds="http://schemas.openxmlformats.org/officeDocument/2006/customXml" ds:itemID="{EF278816-EC6F-A645-907D-7F25AECB1D4A}">
+<ds:datastoreItem xmlns:ds="http://schemas.openxmlformats.org/officeDocument/2006/customXml" ds:itemID="{C2E7272C-8B40-40C6-AA55-8374CDBDF513}">
   <ds:schemaRefs>
     <ds:schemaRef ds:uri="http://schemas.openxmlformats.org/officeDocument/2006/bibliography"/>
   </ds:schemaRefs>
